--- a/发布/版本记录/修改说明-v4.docx
+++ b/发布/版本记录/修改说明-v4.docx
@@ -35,7 +35,7 @@
         <w:rPr>
           <w:b w:val="0"/>
         </w:rPr>
-        <w:t>，非沃尔沃真实数据。⚠ = 暂定参数/待确认。</w:t>
+        <w:t>，非工厂实绩。⚠ = 暂定参数/待确认。</w:t>
       </w:r>
     </w:p>
     <w:p>
